--- a/docs/pitch/FineX — Evidence Sheet.docx
+++ b/docs/pitch/FineX — Evidence Sheet.docx
@@ -386,7 +386,7 @@
                 <w:sz w:val="17"/>
                 <w:szCs w:val="17"/>
               </w:rPr>
-              <w:t>241 deposit addresses across 10 exchanges, from 15 explorer-tagged seed wallets, plus 202 OFAC-sanctioned TRON addresses — 458 labels in all.</w:t>
+              <w:t>241 deposit addresses across 10 exchanges, from 15 explorer-tagged seed wallets, plus 334 OFAC-sanctioned TRON addresses — 590 labels in all.</w:t>
             </w:r>
           </w:p>
           <w:p>
@@ -887,7 +887,7 @@
                 <w:sz w:val="18"/>
                 <w:szCs w:val="18"/>
               </w:rPr>
-              <w:t xml:space="preserve">202  </w:t>
+              <w:t xml:space="preserve">334  </w:t>
             </w:r>
             <w:r>
               <w:rPr>
